--- a/clients/gari-consultant/GARI-Website-Review-Developer-Response.docx
+++ b/clients/gari-consultant/GARI-Website-Review-Developer-Response.docx
@@ -89,7 +89,7 @@
           <w:szCs w:val="20"/>
           <w:rFonts w:ascii="Calibri" w:hAnsi="Calibri"/>
         </w:rPr>
-        <w:t xml:space="preserve">Done and live on the site now. 18 points.</w:t>
+        <w:t xml:space="preserve">Done and live on the site now. 19 points.</w:t>
       </w:r>
     </w:p>
     <w:p>
@@ -117,7 +117,7 @@
           <w:szCs w:val="20"/>
           <w:rFonts w:ascii="Calibri" w:hAnsi="Calibri"/>
         </w:rPr>
-        <w:t xml:space="preserve">Partly done, or waiting on information from GARI. 10 points.</w:t>
+        <w:t xml:space="preserve">Partly done, or waiting on information from GARI. 9 points.</w:t>
       </w:r>
     </w:p>
     <w:p>
@@ -4415,27 +4415,27 @@
         <w:spacing w:before="80" w:after="200"/>
         <w:ind w:left="0" w:firstLine="0"/>
         <w:pBdr>
-          <w:left w:val="single" w:sz="18" w:space="6" w:color="9A6700"/>
+          <w:left w:val="single" w:sz="18" w:space="6" w:color="1E7A34"/>
         </w:pBdr>
       </w:pPr>
       <w:r>
         <w:rPr>
           <w:b/>
-          <w:color w:val="9A6700"/>
+          <w:color w:val="1E7A34"/>
           <w:sz w:val="19"/>
           <w:szCs w:val="19"/>
           <w:rFonts w:ascii="Calibri" w:hAnsi="Calibri"/>
         </w:rPr>
-        <w:t xml:space="preserve">PARTLY DONE: </w:t>
-      </w:r>
-      <w:r>
-        <w:rPr>
-          <w:color w:val="9A6700"/>
+        <w:t xml:space="preserve">DONE: </w:t>
+      </w:r>
+      <w:r>
+        <w:rPr>
+          <w:color w:val="1E7A34"/>
           <w:sz w:val="19"/>
           <w:szCs w:val="19"/>
           <w:rFonts w:ascii="Calibri" w:hAnsi="Calibri"/>
         </w:rPr>
-        <w:t xml:space="preserve">Every image now has alt text. The four service icons are stock shapes in four unrelated colours and need proper icons. Please send icons, or approve us sourcing a matching set.</w:t>
+        <w:t xml:space="preserve">Every image now has alt text, where previously not one image on the site had any. The four service icons have been replaced with a matching line icon set, shown white on the dark home page section and black on What We Do, and all cards use the same corner radius.</w:t>
       </w:r>
     </w:p>
     <w:p>

--- a/clients/gari-consultant/GARI-Website-Review-Developer-Response.docx
+++ b/clients/gari-consultant/GARI-Website-Review-Developer-Response.docx
@@ -89,7 +89,7 @@
           <w:szCs w:val="20"/>
           <w:rFonts w:ascii="Calibri" w:hAnsi="Calibri"/>
         </w:rPr>
-        <w:t xml:space="preserve">Done and live on the site now. 19 points.</w:t>
+        <w:t xml:space="preserve">Done and live on the site now. 20 points.</w:t>
       </w:r>
     </w:p>
     <w:p>
@@ -117,7 +117,7 @@
           <w:szCs w:val="20"/>
           <w:rFonts w:ascii="Calibri" w:hAnsi="Calibri"/>
         </w:rPr>
-        <w:t xml:space="preserve">Partly done, or waiting on information from GARI. 9 points.</w:t>
+        <w:t xml:space="preserve">Partly done, or waiting on information from GARI. 8 points.</w:t>
       </w:r>
     </w:p>
     <w:p>
@@ -160,7 +160,7 @@
           <w:szCs w:val="20"/>
           <w:rFonts w:ascii="Calibri" w:hAnsi="Calibri"/>
         </w:rPr>
-        <w:t xml:space="preserve">Five points need material from GARI before we can finish them: 15, 19, 25, 26 and 27. These are the most useful ones to cover in the meeting.</w:t>
+        <w:t xml:space="preserve">Three points need material from GARI before we can finish them: 15, 26 and 27. These are the most useful ones to cover in the meeting.</w:t>
       </w:r>
     </w:p>
     <w:p>
@@ -4012,7 +4012,7 @@
           <w:szCs w:val="19"/>
           <w:rFonts w:ascii="Calibri" w:hAnsi="Calibri"/>
         </w:rPr>
-        <w:t xml:space="preserve">The four areas now use your names and are numbered 01 to 04, with the number shown above each title so the cards line up.</w:t>
+        <w:t xml:space="preserve">The four areas use your names and are numbered 01 to 04, with the number above each title. New line icons have been added, black on the light cards. Both the home page and the What We Do page now show the four services as a two by two grid with matching card styling.</w:t>
       </w:r>
     </w:p>
     <w:p>
@@ -7448,27 +7448,27 @@
         <w:spacing w:before="80" w:after="200"/>
         <w:ind w:left="0" w:firstLine="0"/>
         <w:pBdr>
-          <w:left w:val="single" w:sz="18" w:space="6" w:color="9A6700"/>
+          <w:left w:val="single" w:sz="18" w:space="6" w:color="1E7A34"/>
         </w:pBdr>
       </w:pPr>
       <w:r>
         <w:rPr>
           <w:b/>
-          <w:color w:val="9A6700"/>
+          <w:color w:val="1E7A34"/>
           <w:sz w:val="19"/>
           <w:szCs w:val="19"/>
           <w:rFonts w:ascii="Calibri" w:hAnsi="Calibri"/>
         </w:rPr>
-        <w:t xml:space="preserve">NEEDS ACTION: </w:t>
-      </w:r>
-      <w:r>
-        <w:rPr>
-          <w:color w:val="9A6700"/>
+        <w:t xml:space="preserve">DONE: </w:t>
+      </w:r>
+      <w:r>
+        <w:rPr>
+          <w:color w:val="1E7A34"/>
           <w:sz w:val="19"/>
           <w:szCs w:val="19"/>
           <w:rFonts w:ascii="Calibri" w:hAnsi="Calibri"/>
         </w:rPr>
-        <w:t xml:space="preserve">This is marked as done in the review, but the four social icons in the footer have no web address set, so they do nothing when clicked, on every page. We searched the whole site and no social media links are stored anywhere, so we cannot fill these in ourselves. Please send the links for the accounts GARI uses and we will connect them. We will remove any icon for an account that does not exist.</w:t>
+        <w:t xml:space="preserve">The four social icons had no web address set, so they did nothing when clicked, on every page. We searched the whole site and no social links are stored anywhere, so we have removed the dead icons rather than leave them broken. Send us the links for the accounts GARI uses and we will put them back, which takes a few minutes.</w:t>
       </w:r>
     </w:p>
     <w:p>
